--- a/docs/Motorcycle_Delivery_Platform_Product_Specification.docx
+++ b/docs/Motorcycle_Delivery_Platform_Product_Specification.docx
@@ -2758,7 +2758,7 @@
     </w:p>
     <w:p>
       <w:r>
-        <w:t>Platform: React Native with TypeScript. Keep customer and rider experiences in separate app projects or clearly isolated application entry points. Share only stable design-system components, API clients and domain types. Do not share customer-specific screens with the rider app by role switching alone.</w:t>
+        <w:t>Platform: React Native with TypeScript on Expo, styled with NativeWind. Clerk handles sign-in, Sanity holds editable content and PostHog provides product analytics and feature flags. Keep customer and rider experiences in separate app projects or clearly isolated application entry points. Share only stable design-system components, API clients and domain types. Do not share customer-specific screens with the rider app by role switching alone.</w:t>
       </w:r>
     </w:p>
     <w:p>
@@ -5410,7 +5410,7 @@
     </w:p>
     <w:p>
       <w:r>
-        <w:t>Platform: React Native with TypeScript. The rider app is an operational tool. Keep critical actions visible, prevent accidental state transitions and provide clear recovery instructions when connectivity fails.</w:t>
+        <w:t>Platform: React Native with TypeScript on Expo, styled with NativeWind. Clerk handles sign-in, Sanity holds editable content and PostHog provides product analytics and feature flags. The rider app is an operational tool. Keep critical actions visible, prevent accidental state transitions and provide clear recovery instructions when connectivity fails.</w:t>
       </w:r>
     </w:p>
     <w:p>
@@ -15295,7 +15295,7 @@
         <w:spacing w:after="40"/>
       </w:pPr>
       <w:r>
-        <w:t>Use OpenID Connect and OAuth 2.0 through a managed identity provider. Use short-lived access tokens and secure refresh-token handling.</w:t>
+        <w:t>Use OpenID Connect and OAuth 2.0 through a managed identity provider. Clerk is the identity provider for the customer and rider apps. Use short-lived access tokens and secure refresh-token handling.</w:t>
       </w:r>
     </w:p>
     <w:p>
@@ -16873,7 +16873,7 @@
                 <w:color w:val="1F2937"/>
                 <w:sz w:val="15"/>
               </w:rPr>
-              <w:t>React Native and TypeScript, iOS and Android.</w:t>
+              <w:t>React Native and TypeScript on Expo (EAS Build, Submit and Update), NativeWind, Clerk, Sanity and PostHog; iOS and Android.</w:t>
             </w:r>
           </w:p>
         </w:tc>
@@ -16901,7 +16901,7 @@
                 <w:color w:val="1F2937"/>
                 <w:sz w:val="15"/>
               </w:rPr>
-              <w:t>React Native 0.88 was released on 19 October 2026. Verify maps, background location, push and payment SDK compatibility before pinning the version. Select a supported stable branch based on those tests.</w:t>
+              <w:t>React Native 0.88 was released on 19 October 2026. Pin the Expo SDK rather than React Native directly, and verify maps, background location, push and payment support in that SDK before pinning. Select a supported stable branch based on those tests.</w:t>
             </w:r>
           </w:p>
         </w:tc>
